--- a/03-finance/monthly-close-checklist.docx
+++ b/03-finance/monthly-close-checklist.docx
@@ -1996,7 +1996,7 @@
                 <w:sz w:val="22"/>
                 <w:szCs w:val="22"/>
               </w:rPr>
-              <w:t xml:space="preserve">Bank reconciliation — primary operating account (Al Rajhi or SNB)</w:t>
+              <w:t xml:space="preserve">Bank reconciliation — primary operating account (Arab National Bank via SiFi)</w:t>
             </w:r>
           </w:p>
         </w:tc>
